--- a/courts/seventh-circuit/wisconsin/state/supreme-court/brief-on-the-merits/usage/OUTPUT-brief-on-the-merits.docx
+++ b/courts/seventh-circuit/wisconsin/state/supreme-court/brief-on-the-merits/usage/OUTPUT-brief-on-the-merits.docx
@@ -3348,9 +3348,7 @@
                 <w:sz w:val="20"/>
                 <w:szCs w:val="20"/>
               </w:rPr>
-              <w:t xml:space="preserve">53707</w:t>
-              <w:noBreakHyphen/>
-              <w:t xml:space="preserve">7857</w:t>
+              <w:t xml:space="preserve">53707-⁠7857</w:t>
             </w:r>
           </w:p>
           <w:p>
@@ -3378,9 +3376,7 @@
                 <w:sz w:val="20"/>
                 <w:szCs w:val="20"/>
               </w:rPr>
-              <w:t xml:space="preserve">266</w:t>
-              <w:noBreakHyphen/>
-              <w:t xml:space="preserve">0020</w:t>
+              <w:t xml:space="preserve">266-⁠0020</w:t>
             </w:r>
           </w:p>
         </w:tc>
@@ -3608,9 +3604,7 @@
                 <w:sz w:val="20"/>
                 <w:szCs w:val="20"/>
               </w:rPr>
-              <w:t xml:space="preserve">53707</w:t>
-              <w:noBreakHyphen/>
-              <w:t xml:space="preserve">7863</w:t>
+              <w:t xml:space="preserve">53707-⁠7863</w:t>
             </w:r>
           </w:p>
           <w:p>
@@ -20123,13 +20117,7 @@
         <w:t xml:space="preserve">v. Wendelberger</w:t>
       </w:r>
       <w:r>
-        <w:t xml:space="preserve">, No. 01-C</w:t>
-      </w:r>
-      <w:r>
-        <w:noBreakHyphen/>
-      </w:r>
-      <w:r>
-        <w:t xml:space="preserve">0121, 2002 WL 34127471, at *2 (E.D. Wis. May 30, 2002).</w:t>
+        <w:t xml:space="preserve">, No. 01-C-⁠0121, 2002 WL 34127471, at *2 (E.D. Wis. May 30, 2002).</w:t>
       </w:r>
     </w:p>
     <w:p>
@@ -20552,13 +20540,7 @@
         <w:t xml:space="preserve">v. Hall</w:t>
       </w:r>
       <w:r>
-        <w:t xml:space="preserve">, 274 P.3d 66, 76</w:t>
-      </w:r>
-      <w:r>
-        <w:noBreakHyphen/>
-      </w:r>
-      <w:r>
-        <w:t xml:space="preserve">77, 79 (N.M. 2012) (remanding to a lower court maps that had not been evaluated for partisan bias).</w:t>
+        <w:t xml:space="preserve">, 274 P.3d 66, 76-⁠77, 79 (N.M. 2012) (remanding to a lower court maps that had not been evaluated for partisan bias).</w:t>
       </w:r>
     </w:p>
     <w:p>
@@ -21297,13 +21279,7 @@
         <w:t xml:space="preserve">City of Miami</w:t>
       </w:r>
       <w:r>
-        <w:t xml:space="preserve">, — F.Supp.3d ––, No. 1:22-CV</w:t>
-      </w:r>
-      <w:r>
-        <w:noBreakHyphen/>
-      </w:r>
-      <w:r>
-        <w:t xml:space="preserve">24066-KMM, 2023 WL 4853635, at *8 (S.D. Fla. July 30, 2023) (rejecting decision to “rely on redistricting considerations that have the potential to carry forward the effects of the constitutional violation”);</w:t>
+        <w:t xml:space="preserve">, — F.Supp.3d ––, No. 1:22-CV-⁠24066-KMM, 2023 WL 4853635, at *8 (S.D. Fla. July 30, 2023) (rejecting decision to “rely on redistricting considerations that have the potential to carry forward the effects of the constitutional violation”);</w:t>
       </w:r>
       <w:r>
         <w:t xml:space="preserve"> </w:t>
@@ -23006,9 +22982,7 @@
                     <w:t xml:space="preserve"> </w:t>
                   </w:r>
                   <w:r>
-                    <w:t xml:space="preserve">53707</w:t>
-                    <w:noBreakHyphen/>
-                    <w:t xml:space="preserve">7857</w:t>
+                    <w:t xml:space="preserve">53707-⁠7857</w:t>
                   </w:r>
                 </w:p>
                 <w:p>
@@ -23496,9 +23470,7 @@
               <w:t xml:space="preserve"> </w:t>
             </w:r>
             <w:r>
-              <w:t xml:space="preserve">53707</w:t>
-              <w:noBreakHyphen/>
-              <w:t xml:space="preserve">7857</w:t>
+              <w:t xml:space="preserve">53707-⁠7857</w:t>
             </w:r>
           </w:p>
           <w:p>
@@ -24008,9 +23980,7 @@
               <w:t xml:space="preserve"> </w:t>
             </w:r>
             <w:r>
-              <w:t xml:space="preserve">53707</w:t>
-              <w:noBreakHyphen/>
-              <w:t xml:space="preserve">7857</w:t>
+              <w:t xml:space="preserve">53707-⁠7857</w:t>
             </w:r>
           </w:p>
           <w:p>
@@ -25237,7 +25207,7 @@
     <w:qFormat/>
     <w:pPr>
       <w:keepLines/>
-      <w:spacing w:before="0" w:after="140" w:line="253" w:lineRule="exact"/>
+      <w:spacing w:before="23" w:after="140" w:line="253" w:lineRule="exact"/>
     </w:pPr>
     <w:rPr>
       <w:sz w:val="22"/>
